--- a/docs/Database_Design_ERD.docx
+++ b/docs/Database_Design_ERD.docx
@@ -15,26 +15,59 @@
     <w:p/>
     <w:p>
       <w:r>
-        <w:t xml:space="preserve">Version: 1.0  </w:t>
-      </w:r>
-    </w:p>
-    <w:p>
-      <w:r>
-        <w:t xml:space="preserve">Date: January </w:t>
-      </w:r>
-      <w:r>
-        <w:t>28</w:t>
-      </w:r>
-      <w:r>
-        <w:t xml:space="preserve">, 2026  </w:t>
-      </w:r>
-    </w:p>
-    <w:p>
-      <w:r>
-        <w:t>Course: CSIS3126 - Design Project I</w:t>
-      </w:r>
-    </w:p>
-    <w:p/>
+        <w:t xml:space="preserve">Version: 2.0  </w:t>
+      </w:r>
+    </w:p>
+    <w:p>
+      <w:r>
+        <w:t xml:space="preserve">Author: </w:t>
+      </w:r>
+      <w:proofErr w:type="spellStart"/>
+      <w:r>
+        <w:t>Enov</w:t>
+      </w:r>
+      <w:proofErr w:type="spellEnd"/>
+      <w:r>
+        <w:t xml:space="preserve"> Wayoi</w:t>
+      </w:r>
+      <w:r>
+        <w:t xml:space="preserve">  </w:t>
+      </w:r>
+    </w:p>
+    <w:p>
+      <w:r>
+        <w:t xml:space="preserve">Course: CSIS3126 - Design Project I  </w:t>
+      </w:r>
+    </w:p>
+    <w:p>
+      <w:r>
+        <w:t xml:space="preserve">Revision Date: </w:t>
+      </w:r>
+      <w:r>
+        <w:t xml:space="preserve">8 </w:t>
+      </w:r>
+      <w:r>
+        <w:t xml:space="preserve">February 2026  </w:t>
+      </w:r>
+    </w:p>
+    <w:p>
+      <w:r>
+        <w:t xml:space="preserve">Revision Notes: Removed redundant question-session relationship, simplified </w:t>
+      </w:r>
+      <w:proofErr w:type="spellStart"/>
+      <w:r>
+        <w:t>player_answers</w:t>
+      </w:r>
+      <w:proofErr w:type="spellEnd"/>
+      <w:r>
+        <w:t xml:space="preserve"> to use </w:t>
+      </w:r>
+      <w:proofErr w:type="spellStart"/>
+      <w:r>
+        <w:t>participant_id</w:t>
+      </w:r>
+      <w:proofErr w:type="spellEnd"/>
+    </w:p>
     <w:p/>
     <w:p>
       <w:r>
@@ -42,10 +75,10 @@
           <w:noProof/>
         </w:rPr>
         <w:drawing>
-          <wp:inline distT="0" distB="0" distL="0" distR="0" wp14:anchorId="72C1FD2D" wp14:editId="04176AAC">
-            <wp:extent cx="6076950" cy="4051300"/>
-            <wp:effectExtent l="0" t="0" r="0" b="6350"/>
-            <wp:docPr id="1070169053" name="Picture 2"/>
+          <wp:inline distT="0" distB="0" distL="0" distR="0" wp14:anchorId="3F22024C" wp14:editId="244B9101">
+            <wp:extent cx="5943600" cy="4940300"/>
+            <wp:effectExtent l="0" t="0" r="0" b="0"/>
+            <wp:docPr id="1312495623" name="Picture 1"/>
             <wp:cNvGraphicFramePr>
               <a:graphicFrameLocks xmlns:a="http://schemas.openxmlformats.org/drawingml/2006/main" noChangeAspect="1"/>
             </wp:cNvGraphicFramePr>
@@ -53,33 +86,29 @@
               <a:graphicData uri="http://schemas.openxmlformats.org/drawingml/2006/picture">
                 <pic:pic xmlns:pic="http://schemas.openxmlformats.org/drawingml/2006/picture">
                   <pic:nvPicPr>
-                    <pic:cNvPr id="0" name="Picture 2"/>
-                    <pic:cNvPicPr>
-                      <a:picLocks noChangeAspect="1" noChangeArrowheads="1"/>
-                    </pic:cNvPicPr>
+                    <pic:cNvPr id="1312495623" name="Picture 1312495623"/>
+                    <pic:cNvPicPr/>
                   </pic:nvPicPr>
                   <pic:blipFill>
-                    <a:blip r:embed="rId4" cstate="print">
+                    <a:blip r:embed="rId4">
                       <a:extLst>
                         <a:ext uri="{28A0092B-C50C-407E-A947-70E740481C1C}">
                           <a14:useLocalDpi xmlns:a14="http://schemas.microsoft.com/office/drawing/2010/main" val="0"/>
                         </a:ext>
                       </a:extLst>
                     </a:blip>
-                    <a:srcRect/>
                     <a:stretch>
                       <a:fillRect/>
                     </a:stretch>
                   </pic:blipFill>
-                  <pic:spPr bwMode="auto">
+                  <pic:spPr>
                     <a:xfrm>
                       <a:off x="0" y="0"/>
-                      <a:ext cx="6080489" cy="4053659"/>
+                      <a:ext cx="5943600" cy="4940300"/>
                     </a:xfrm>
                     <a:prstGeom prst="rect">
                       <a:avLst/>
                     </a:prstGeom>
-                    <a:noFill/>
                   </pic:spPr>
                 </pic:pic>
               </a:graphicData>
@@ -89,6 +118,8 @@
       </w:r>
     </w:p>
     <w:p/>
+    <w:p/>
+    <w:p/>
     <w:p>
       <w:r>
         <w:t xml:space="preserve"> Database Overview</w:t>
@@ -97,9 +128,11 @@
     <w:p/>
     <w:p>
       <w:r>
-        <w:t>The quiz platform database consists of 6 main entities that manage users, quizzes, questions, game sessions, and player participation.</w:t>
-      </w:r>
-    </w:p>
+        <w:t>The quiz platform database consists of 6 main entities that manage users, quizzes, questions, game sessions, and player participation. The design follows Third Normal Form (3NF) with clear, non-redundant relationships.</w:t>
+      </w:r>
+    </w:p>
+    <w:p/>
+    <w:p/>
     <w:p/>
     <w:p>
       <w:r>
@@ -117,6 +150,7 @@
         <w:t>Stores all user accounts (hosts, players, admins)</w:t>
       </w:r>
     </w:p>
+    <w:p/>
     <w:p>
       <w:r>
         <w:t>Business Rules:</w:t>
@@ -150,6 +184,11 @@
         <w:t>- Default role is 'player' unless specified</w:t>
       </w:r>
     </w:p>
+    <w:p>
+      <w:r>
+        <w:t>- Users can be hosts and players simultaneously</w:t>
+      </w:r>
+    </w:p>
     <w:p/>
     <w:p/>
     <w:p/>
@@ -163,6 +202,7 @@
         <w:t>Stores quiz metadata and information</w:t>
       </w:r>
     </w:p>
+    <w:p/>
     <w:p>
       <w:r>
         <w:t>Business Rules:</w:t>
@@ -188,6 +228,11 @@
         <w:t>- Quizzes are private by default</w:t>
       </w:r>
     </w:p>
+    <w:p>
+      <w:r>
+        <w:t>- One user can create many quizzes</w:t>
+      </w:r>
+    </w:p>
     <w:p/>
     <w:p/>
     <w:p/>
@@ -200,10 +245,8 @@
       <w:r>
         <w:t>Stores individual questions for each quiz</w:t>
       </w:r>
-      <w:r>
-        <w:t>.</w:t>
-      </w:r>
-    </w:p>
+    </w:p>
+    <w:p/>
     <w:p>
       <w:r>
         <w:t>Business Rules:</w:t>
@@ -211,73 +254,91 @@
     </w:p>
     <w:p>
       <w:r>
+        <w:t>- Each question must belong to a quiz</w:t>
+      </w:r>
+    </w:p>
+    <w:p>
+      <w:r>
+        <w:t>- When a quiz is deleted, all its questions are deleted (CASCADE)</w:t>
+      </w:r>
+    </w:p>
+    <w:p>
+      <w:r>
+        <w:t>- Multiple choice questions must have at least 2 options (</w:t>
+      </w:r>
+      <w:proofErr w:type="spellStart"/>
+      <w:r>
+        <w:t>option_a</w:t>
+      </w:r>
+      <w:proofErr w:type="spellEnd"/>
+      <w:r>
+        <w:t xml:space="preserve">, </w:t>
+      </w:r>
+      <w:proofErr w:type="spellStart"/>
+      <w:r>
+        <w:t>option_b</w:t>
+      </w:r>
+      <w:proofErr w:type="spellEnd"/>
+      <w:r>
+        <w:t>)</w:t>
+      </w:r>
+    </w:p>
+    <w:p>
+      <w:r>
+        <w:t xml:space="preserve">- True/false questions use only </w:t>
+      </w:r>
+      <w:proofErr w:type="spellStart"/>
+      <w:r>
+        <w:t>option_a</w:t>
+      </w:r>
+      <w:proofErr w:type="spellEnd"/>
+      <w:r>
+        <w:t xml:space="preserve"> (True) and </w:t>
+      </w:r>
+      <w:proofErr w:type="spellStart"/>
+      <w:r>
+        <w:t>option_b</w:t>
+      </w:r>
+      <w:proofErr w:type="spellEnd"/>
+      <w:r>
+        <w:t xml:space="preserve"> (False)</w:t>
+      </w:r>
+    </w:p>
+    <w:p>
+      <w:r>
+        <w:t>- Fill-in-blank questions don't use options</w:t>
+      </w:r>
+    </w:p>
+    <w:p>
+      <w:r>
+        <w:t>- Points must be positive integer (typically 10)</w:t>
+      </w:r>
+    </w:p>
+    <w:p>
+      <w:r>
+        <w:t>- Time limit must be between 5 and 300 seconds</w:t>
+      </w:r>
+    </w:p>
+    <w:p>
+      <w:r>
+        <w:t>- Questions are accessed through their parent quiz, not directly through game sessions</w:t>
+      </w:r>
+    </w:p>
+    <w:p/>
+    <w:p/>
+    <w:p/>
+    <w:p>
+      <w:r>
+        <w:t xml:space="preserve"> 4. GAME_SESSIONS</w:t>
+      </w:r>
+    </w:p>
+    <w:p>
+      <w:r>
         <w:lastRenderedPageBreak/>
-        <w:t>- Each question must belong to a quiz</w:t>
-      </w:r>
-    </w:p>
-    <w:p>
-      <w:r>
-        <w:t>- When a quiz is deleted, all its questions are deleted (CASCADE)</w:t>
-      </w:r>
-    </w:p>
-    <w:p>
-      <w:r>
-        <w:t>- Multiple choice questions must have at least 2 options</w:t>
-      </w:r>
-    </w:p>
-    <w:p>
-      <w:r>
-        <w:t xml:space="preserve">- True/false questions use </w:t>
-      </w:r>
-      <w:proofErr w:type="spellStart"/>
-      <w:r>
-        <w:t>option_</w:t>
-      </w:r>
-      <w:proofErr w:type="gramStart"/>
-      <w:r>
-        <w:t>a</w:t>
-      </w:r>
-      <w:proofErr w:type="spellEnd"/>
-      <w:r>
-        <w:t xml:space="preserve"> and</w:t>
-      </w:r>
-      <w:proofErr w:type="gramEnd"/>
-      <w:r>
-        <w:t xml:space="preserve"> </w:t>
-      </w:r>
-      <w:proofErr w:type="spellStart"/>
-      <w:r>
-        <w:t>option_b</w:t>
-      </w:r>
-      <w:proofErr w:type="spellEnd"/>
-      <w:r>
-        <w:t xml:space="preserve"> only</w:t>
-      </w:r>
-    </w:p>
-    <w:p>
-      <w:r>
-        <w:t>- Points must be positive integer</w:t>
-      </w:r>
-    </w:p>
-    <w:p>
-      <w:r>
-        <w:t>- Time limit must be between 5 and 300 seconds</w:t>
-      </w:r>
-    </w:p>
-    <w:p/>
-    <w:p>
-      <w:r>
-        <w:t xml:space="preserve"> 4. GAME_SESSIONS</w:t>
-      </w:r>
-    </w:p>
-    <w:p>
-      <w:r>
         <w:t>Stores active and completed game sessions</w:t>
       </w:r>
-      <w:r>
-        <w:t>.</w:t>
-      </w:r>
-    </w:p>
+    </w:p>
+    <w:p/>
     <w:p>
       <w:r>
         <w:t>Business Rules:</w:t>
@@ -290,28 +351,12 @@
     </w:p>
     <w:p>
       <w:r>
-        <w:t>- Session code is generated randomly (6 alphanumeric characters)</w:t>
-      </w:r>
-    </w:p>
-    <w:p>
-      <w:r>
-        <w:t xml:space="preserve">- Status </w:t>
-      </w:r>
-      <w:proofErr w:type="gramStart"/>
-      <w:r>
-        <w:t>progresses</w:t>
-      </w:r>
-      <w:proofErr w:type="gramEnd"/>
-      <w:r>
-        <w:t xml:space="preserve">: </w:t>
-      </w:r>
-      <w:proofErr w:type="gramStart"/>
-      <w:r>
-        <w:t>waiting → active →</w:t>
-      </w:r>
-      <w:proofErr w:type="gramEnd"/>
-      <w:r>
-        <w:t xml:space="preserve"> completed</w:t>
+        <w:t>- Session code is generated randomly (6 uppercase alphanumeric characters)</w:t>
+      </w:r>
+    </w:p>
+    <w:p>
+      <w:r>
+        <w:t>- Status progresses: waiting → active → completed</w:t>
       </w:r>
     </w:p>
     <w:p>
@@ -324,22 +369,124 @@
         <w:t>- When host user is deleted, their sessions are deleted (CASCADE)</w:t>
       </w:r>
     </w:p>
-    <w:p/>
-    <w:p/>
-    <w:p/>
-    <w:p>
-      <w:r>
-        <w:t xml:space="preserve"> 5. PLAYER_ANSWERS</w:t>
+    <w:p>
+      <w:r>
+        <w:t xml:space="preserve">- </w:t>
+      </w:r>
+      <w:proofErr w:type="spellStart"/>
+      <w:r>
+        <w:t>current_question</w:t>
+      </w:r>
+      <w:proofErr w:type="spellEnd"/>
+      <w:r>
+        <w:t xml:space="preserve"> tracks which question is being displayed (0 = lobby/waiting)</w:t>
+      </w:r>
+    </w:p>
+    <w:p>
+      <w:r>
+        <w:t xml:space="preserve">- Questions for a session are retrieved through: </w:t>
+      </w:r>
+      <w:proofErr w:type="spellStart"/>
+      <w:r>
+        <w:t>game_sessions.quiz_id</w:t>
+      </w:r>
+      <w:proofErr w:type="spellEnd"/>
+      <w:r>
+        <w:t xml:space="preserve"> → </w:t>
+      </w:r>
+      <w:proofErr w:type="spellStart"/>
+      <w:r>
+        <w:t>questions.quiz_id</w:t>
+      </w:r>
+      <w:proofErr w:type="spellEnd"/>
+    </w:p>
+    <w:p/>
+    <w:p/>
+    <w:p/>
+    <w:p>
+      <w:r>
+        <w:t xml:space="preserve"> 5. SESSION_PARTICIPANTS</w:t>
+      </w:r>
+    </w:p>
+    <w:p>
+      <w:r>
+        <w:t>Tracks which users participated in which game sessions (Junction table)</w:t>
+      </w:r>
+    </w:p>
+    <w:p/>
+    <w:p>
+      <w:r>
+        <w:t>Business Rules:</w:t>
+      </w:r>
+    </w:p>
+    <w:p>
+      <w:r>
+        <w:t>- Links users to game sessions they participated in</w:t>
+      </w:r>
+    </w:p>
+    <w:p>
+      <w:r>
+        <w:t>- Score is cumulative of all points earned in the session</w:t>
+      </w:r>
+    </w:p>
+    <w:p>
+      <w:r>
+        <w:t>- Updated in real-time as player answers questions</w:t>
+      </w:r>
+    </w:p>
+    <w:p>
+      <w:r>
+        <w:t>- Cascade delete when session or user is deleted</w:t>
+      </w:r>
+    </w:p>
+    <w:p>
+      <w:r>
+        <w:t xml:space="preserve">- One user can only participate once per session (UNIQUE constraint on </w:t>
+      </w:r>
+      <w:proofErr w:type="spellStart"/>
+      <w:r>
+        <w:t>session_id</w:t>
+      </w:r>
+      <w:proofErr w:type="spellEnd"/>
+      <w:r>
+        <w:t xml:space="preserve"> + </w:t>
+      </w:r>
+      <w:proofErr w:type="spellStart"/>
+      <w:r>
+        <w:t>user_id</w:t>
+      </w:r>
+      <w:proofErr w:type="spellEnd"/>
+      <w:r>
+        <w:t>)</w:t>
+      </w:r>
+    </w:p>
+    <w:p>
+      <w:r>
+        <w:t xml:space="preserve">- This table serves as the junction between users and </w:t>
+      </w:r>
+      <w:proofErr w:type="spellStart"/>
+      <w:r>
+        <w:t>game_sessions</w:t>
+      </w:r>
+      <w:proofErr w:type="spellEnd"/>
+      <w:r>
+        <w:t xml:space="preserve"> (many-to-many relationship)</w:t>
+      </w:r>
+    </w:p>
+    <w:p/>
+    <w:p/>
+    <w:p/>
+    <w:p>
+      <w:r>
+        <w:t xml:space="preserve"> 6. PLAYER_ANSWERS</w:t>
       </w:r>
     </w:p>
     <w:p>
       <w:r>
         <w:t>Stores individual answer submissions during games</w:t>
       </w:r>
-      <w:r>
-        <w:t>.</w:t>
-      </w:r>
-    </w:p>
+    </w:p>
+    <w:p/>
     <w:p>
       <w:r>
         <w:t>Business Rules:</w:t>
@@ -347,41 +494,28 @@
     </w:p>
     <w:p>
       <w:r>
-        <w:t>- Each answer must be linked to a session, player, and question</w:t>
-      </w:r>
-    </w:p>
-    <w:p>
-      <w:r>
-        <w:t xml:space="preserve">- Points earned </w:t>
-      </w:r>
-      <w:proofErr w:type="gramStart"/>
-      <w:r>
-        <w:t>is</w:t>
-      </w:r>
-      <w:proofErr w:type="gramEnd"/>
-      <w:r>
-        <w:t xml:space="preserve"> 0 for incorrect answers</w:t>
-      </w:r>
-    </w:p>
-    <w:p>
-      <w:r>
-        <w:t xml:space="preserve">- Points earned </w:t>
-      </w:r>
-      <w:proofErr w:type="gramStart"/>
-      <w:r>
-        <w:t>equals</w:t>
-      </w:r>
-      <w:proofErr w:type="gramEnd"/>
-      <w:r>
-        <w:t xml:space="preserve"> </w:t>
-      </w:r>
-      <w:proofErr w:type="spellStart"/>
-      <w:proofErr w:type="gramStart"/>
+        <w:t>- Each answer must be linked to a participant (which contains both session and user info)</w:t>
+      </w:r>
+    </w:p>
+    <w:p>
+      <w:r>
+        <w:t>- Each answer must be linked to a question</w:t>
+      </w:r>
+    </w:p>
+    <w:p>
+      <w:r>
+        <w:t>- Points earned is 0 for incorrect answers</w:t>
+      </w:r>
+    </w:p>
+    <w:p>
+      <w:r>
+        <w:t xml:space="preserve">- Points earned equals </w:t>
+      </w:r>
+      <w:proofErr w:type="spellStart"/>
       <w:r>
         <w:t>question.points</w:t>
       </w:r>
       <w:proofErr w:type="spellEnd"/>
-      <w:proofErr w:type="gramEnd"/>
       <w:r>
         <w:t xml:space="preserve"> for correct answers</w:t>
       </w:r>
@@ -393,56 +527,83 @@
     </w:p>
     <w:p>
       <w:r>
-        <w:t xml:space="preserve">- Cascade </w:t>
-      </w:r>
-      <w:proofErr w:type="gramStart"/>
-      <w:r>
-        <w:t>delete</w:t>
-      </w:r>
-      <w:proofErr w:type="gramEnd"/>
-      <w:r>
-        <w:t xml:space="preserve"> when session, player, or question is deleted</w:t>
-      </w:r>
-    </w:p>
-    <w:p/>
-    <w:p/>
-    <w:p/>
-    <w:p>
-      <w:r>
-        <w:t xml:space="preserve"> 6. SESSION_PARTICIPANTS</w:t>
-      </w:r>
-    </w:p>
-    <w:p>
-      <w:r>
-        <w:t>Tracks which users participated in which game sessions</w:t>
-      </w:r>
-      <w:r>
-        <w:t>.</w:t>
-      </w:r>
-    </w:p>
-    <w:p>
-      <w:r>
-        <w:t>Business Rules:</w:t>
-      </w:r>
-    </w:p>
-    <w:p>
-      <w:r>
-        <w:t>- Links users to game sessions they participated in</w:t>
-      </w:r>
-    </w:p>
-    <w:p>
-      <w:r>
-        <w:t>- Score is cumulative of all points earned in the session</w:t>
-      </w:r>
-    </w:p>
-    <w:p>
-      <w:r>
-        <w:t>- Updated in real-time as player answers questions</w:t>
-      </w:r>
-    </w:p>
-    <w:p>
-      <w:r>
-        <w:t>- Cascade delete when session or user is deleted</w:t>
+        <w:t>- Cascade delete when participant or question is deleted</w:t>
+      </w:r>
+    </w:p>
+    <w:p>
+      <w:r>
+        <w:t xml:space="preserve">- Design Note: Uses </w:t>
+      </w:r>
+      <w:proofErr w:type="spellStart"/>
+      <w:r>
+        <w:t>participant_id</w:t>
+      </w:r>
+      <w:proofErr w:type="spellEnd"/>
+      <w:r>
+        <w:t xml:space="preserve"> instead of separate </w:t>
+      </w:r>
+      <w:proofErr w:type="spellStart"/>
+      <w:r>
+        <w:t>session_id</w:t>
+      </w:r>
+      <w:proofErr w:type="spellEnd"/>
+      <w:r>
+        <w:t xml:space="preserve"> and </w:t>
+      </w:r>
+      <w:proofErr w:type="spellStart"/>
+      <w:r>
+        <w:t>player_id</w:t>
+      </w:r>
+      <w:proofErr w:type="spellEnd"/>
+      <w:r>
+        <w:t xml:space="preserve"> for simpler joins</w:t>
+      </w:r>
+    </w:p>
+    <w:p>
+      <w:r>
+        <w:t xml:space="preserve">- To get session info: </w:t>
+      </w:r>
+      <w:proofErr w:type="spellStart"/>
+      <w:r>
+        <w:t>player_answers</w:t>
+      </w:r>
+      <w:proofErr w:type="spellEnd"/>
+      <w:r>
+        <w:t xml:space="preserve"> → </w:t>
+      </w:r>
+      <w:proofErr w:type="spellStart"/>
+      <w:r>
+        <w:t>session_participants</w:t>
+      </w:r>
+      <w:proofErr w:type="spellEnd"/>
+      <w:r>
+        <w:t xml:space="preserve"> → </w:t>
+      </w:r>
+      <w:proofErr w:type="spellStart"/>
+      <w:r>
+        <w:t>game_sessions</w:t>
+      </w:r>
+      <w:proofErr w:type="spellEnd"/>
+    </w:p>
+    <w:p>
+      <w:r>
+        <w:t xml:space="preserve">- To get player info: </w:t>
+      </w:r>
+      <w:proofErr w:type="spellStart"/>
+      <w:r>
+        <w:t>player_answers</w:t>
+      </w:r>
+      <w:proofErr w:type="spellEnd"/>
+      <w:r>
+        <w:t xml:space="preserve"> → </w:t>
+      </w:r>
+      <w:proofErr w:type="spellStart"/>
+      <w:r>
+        <w:t>session_participants</w:t>
+      </w:r>
+      <w:proofErr w:type="spellEnd"/>
+      <w:r>
+        <w:t xml:space="preserve"> → users</w:t>
       </w:r>
     </w:p>
     <w:p/>
@@ -453,22 +614,16 @@
         <w:t xml:space="preserve"> Relationships</w:t>
       </w:r>
     </w:p>
+    <w:p/>
     <w:p>
       <w:r>
         <w:t xml:space="preserve"> One-to-Many Relationships</w:t>
       </w:r>
     </w:p>
-    <w:p>
-      <w:r>
-        <w:t>USERS → QUIZZES (</w:t>
-      </w:r>
-      <w:proofErr w:type="gramStart"/>
-      <w:r>
-        <w:t>1:N</w:t>
-      </w:r>
-      <w:proofErr w:type="gramEnd"/>
-      <w:r>
-        <w:t>)</w:t>
+    <w:p/>
+    <w:p>
+      <w:r>
+        <w:t>USERS → QUIZZES (1:N)</w:t>
       </w:r>
     </w:p>
     <w:p>
@@ -486,13 +641,8 @@
         <w:t>- Relationship: `</w:t>
       </w:r>
       <w:proofErr w:type="spellStart"/>
-      <w:proofErr w:type="gramStart"/>
-      <w:r>
-        <w:t>quizzes.created</w:t>
-      </w:r>
-      <w:proofErr w:type="gramEnd"/>
-      <w:r>
-        <w:t>_by</w:t>
+      <w:r>
+        <w:t>quizzes.created_by</w:t>
       </w:r>
       <w:proofErr w:type="spellEnd"/>
       <w:r>
@@ -509,21 +659,14 @@
     </w:p>
     <w:p>
       <w:r>
+        <w:lastRenderedPageBreak/>
         <w:t>- Delete: CASCADE (delete user → delete their quizzes)</w:t>
       </w:r>
     </w:p>
     <w:p/>
     <w:p>
       <w:r>
-        <w:t>QUIZZES → QUESTIONS (</w:t>
-      </w:r>
-      <w:proofErr w:type="gramStart"/>
-      <w:r>
-        <w:t>1:N</w:t>
-      </w:r>
-      <w:proofErr w:type="gramEnd"/>
-      <w:r>
-        <w:t>)</w:t>
+        <w:t>QUIZZES → QUESTIONS (1:N)</w:t>
       </w:r>
     </w:p>
     <w:p>
@@ -541,26 +684,16 @@
         <w:t>- Relationship: `</w:t>
       </w:r>
       <w:proofErr w:type="spellStart"/>
-      <w:proofErr w:type="gramStart"/>
-      <w:r>
-        <w:t>questions.quiz</w:t>
-      </w:r>
-      <w:proofErr w:type="gramEnd"/>
-      <w:r>
-        <w:t>_id</w:t>
+      <w:r>
+        <w:t>questions.quiz_id</w:t>
       </w:r>
       <w:proofErr w:type="spellEnd"/>
       <w:r>
         <w:t>` → `</w:t>
       </w:r>
       <w:proofErr w:type="spellStart"/>
-      <w:proofErr w:type="gramStart"/>
-      <w:r>
-        <w:t>quizzes.quiz</w:t>
-      </w:r>
-      <w:proofErr w:type="gramEnd"/>
-      <w:r>
-        <w:t>_id</w:t>
+      <w:r>
+        <w:t>quizzes.quiz_id</w:t>
       </w:r>
       <w:proofErr w:type="spellEnd"/>
       <w:r>
@@ -572,31 +705,25 @@
         <w:t>- Delete: CASCADE (delete quiz → delete its questions)</w:t>
       </w:r>
     </w:p>
-    <w:p/>
-    <w:p>
-      <w:r>
-        <w:t>USERS → GAME_SESSIONS (</w:t>
-      </w:r>
-      <w:proofErr w:type="gramStart"/>
-      <w:r>
-        <w:t>1:N</w:t>
-      </w:r>
-      <w:proofErr w:type="gramEnd"/>
-      <w:r>
-        <w:t>)</w:t>
-      </w:r>
-    </w:p>
-    <w:p>
-      <w:r>
-        <w:t xml:space="preserve">- One user (host) can create many </w:t>
-      </w:r>
-      <w:proofErr w:type="gramStart"/>
-      <w:r>
-        <w:t>game</w:t>
-      </w:r>
-      <w:proofErr w:type="gramEnd"/>
-      <w:r>
-        <w:t xml:space="preserve"> sessions</w:t>
+    <w:p>
+      <w:r>
+        <w:t xml:space="preserve">- Note: Questions do NOT have a direct relationship to </w:t>
+      </w:r>
+      <w:proofErr w:type="spellStart"/>
+      <w:r>
+        <w:t>game_sessions</w:t>
+      </w:r>
+      <w:proofErr w:type="spellEnd"/>
+    </w:p>
+    <w:p/>
+    <w:p>
+      <w:r>
+        <w:t>USERS → GAME_SESSIONS (1:N as host)</w:t>
+      </w:r>
+    </w:p>
+    <w:p>
+      <w:r>
+        <w:t>- One user (host) can create many game sessions</w:t>
       </w:r>
     </w:p>
     <w:p>
@@ -610,15 +737,7 @@
       </w:r>
       <w:proofErr w:type="spellStart"/>
       <w:r>
-        <w:t>game_</w:t>
-      </w:r>
-      <w:proofErr w:type="gramStart"/>
-      <w:r>
-        <w:t>sessions.host</w:t>
-      </w:r>
-      <w:proofErr w:type="gramEnd"/>
-      <w:r>
-        <w:t>_id</w:t>
+        <w:t>game_sessions.host_id</w:t>
       </w:r>
       <w:proofErr w:type="spellEnd"/>
       <w:r>
@@ -635,42 +754,18 @@
     </w:p>
     <w:p>
       <w:r>
-        <w:t xml:space="preserve">- Delete: CASCADE (delete </w:t>
-      </w:r>
-      <w:proofErr w:type="gramStart"/>
-      <w:r>
-        <w:t>user →</w:t>
-      </w:r>
-      <w:proofErr w:type="gramEnd"/>
-      <w:r>
-        <w:t xml:space="preserve"> delete their sessions)</w:t>
-      </w:r>
-    </w:p>
-    <w:p/>
-    <w:p>
-      <w:r>
-        <w:t>QUIZZES → GAME_SESSIONS (</w:t>
-      </w:r>
-      <w:proofErr w:type="gramStart"/>
-      <w:r>
-        <w:t>1:N</w:t>
-      </w:r>
-      <w:proofErr w:type="gramEnd"/>
-      <w:r>
-        <w:t>)</w:t>
-      </w:r>
-    </w:p>
-    <w:p>
-      <w:r>
-        <w:t xml:space="preserve">- One quiz can be used in many </w:t>
-      </w:r>
-      <w:proofErr w:type="gramStart"/>
-      <w:r>
-        <w:t>game</w:t>
-      </w:r>
-      <w:proofErr w:type="gramEnd"/>
-      <w:r>
-        <w:t xml:space="preserve"> sessions</w:t>
+        <w:t>- Delete: CASCADE (delete user → delete their sessions)</w:t>
+      </w:r>
+    </w:p>
+    <w:p/>
+    <w:p>
+      <w:r>
+        <w:t>QUIZZES → GAME_SESSIONS (1:N)</w:t>
+      </w:r>
+    </w:p>
+    <w:p>
+      <w:r>
+        <w:t>- One quiz can be used in many game sessions</w:t>
       </w:r>
     </w:p>
     <w:p>
@@ -684,28 +779,15 @@
       </w:r>
       <w:proofErr w:type="spellStart"/>
       <w:r>
-        <w:t>game_</w:t>
-      </w:r>
-      <w:proofErr w:type="gramStart"/>
-      <w:r>
-        <w:t>sessions.quiz</w:t>
-      </w:r>
-      <w:proofErr w:type="gramEnd"/>
-      <w:r>
-        <w:t>_id</w:t>
+        <w:t>game_sessions.quiz_id</w:t>
       </w:r>
       <w:proofErr w:type="spellEnd"/>
       <w:r>
         <w:t>` → `</w:t>
       </w:r>
       <w:proofErr w:type="spellStart"/>
-      <w:proofErr w:type="gramStart"/>
-      <w:r>
-        <w:t>quizzes.quiz</w:t>
-      </w:r>
-      <w:proofErr w:type="gramEnd"/>
-      <w:r>
-        <w:t>_id</w:t>
+      <w:r>
+        <w:t>quizzes.quiz_id</w:t>
       </w:r>
       <w:proofErr w:type="spellEnd"/>
       <w:r>
@@ -717,36 +799,25 @@
         <w:t>- Delete: CASCADE (delete quiz → delete sessions using it)</w:t>
       </w:r>
     </w:p>
-    <w:p/>
-    <w:p>
-      <w:r>
-        <w:t>GAME_SESSIONS → PLAYER_ANSWERS (</w:t>
-      </w:r>
-      <w:proofErr w:type="gramStart"/>
-      <w:r>
-        <w:t>1:N</w:t>
-      </w:r>
-      <w:proofErr w:type="gramEnd"/>
-      <w:r>
-        <w:t>)</w:t>
-      </w:r>
-    </w:p>
-    <w:p>
-      <w:r>
-        <w:t xml:space="preserve">- One game session contains many </w:t>
-      </w:r>
-      <w:proofErr w:type="gramStart"/>
-      <w:r>
-        <w:t>player</w:t>
-      </w:r>
-      <w:proofErr w:type="gramEnd"/>
-      <w:r>
-        <w:t xml:space="preserve"> answers</w:t>
-      </w:r>
-    </w:p>
-    <w:p>
-      <w:r>
-        <w:t>- Each answer belongs to exactly one session</w:t>
+    <w:p>
+      <w:r>
+        <w:t>- Note: Game sessions access questions through this relationship</w:t>
+      </w:r>
+    </w:p>
+    <w:p/>
+    <w:p>
+      <w:r>
+        <w:t>GAME_SESSIONS → SESSION_PARTICIPANTS (1:N)</w:t>
+      </w:r>
+    </w:p>
+    <w:p>
+      <w:r>
+        <w:t>- One game session can have many participants</w:t>
+      </w:r>
+    </w:p>
+    <w:p>
+      <w:r>
+        <w:t>- Each participant record belongs to exactly one session</w:t>
       </w:r>
     </w:p>
     <w:p>
@@ -755,15 +826,7 @@
       </w:r>
       <w:proofErr w:type="spellStart"/>
       <w:r>
-        <w:t>player_</w:t>
-      </w:r>
-      <w:proofErr w:type="gramStart"/>
-      <w:r>
-        <w:t>answers.session</w:t>
-      </w:r>
-      <w:proofErr w:type="gramEnd"/>
-      <w:r>
-        <w:t>_id</w:t>
+        <w:t>session_participants.session_id</w:t>
       </w:r>
       <w:proofErr w:type="spellEnd"/>
       <w:r>
@@ -771,15 +834,7 @@
       </w:r>
       <w:proofErr w:type="spellStart"/>
       <w:r>
-        <w:t>game_</w:t>
-      </w:r>
-      <w:proofErr w:type="gramStart"/>
-      <w:r>
-        <w:t>sessions.session</w:t>
-      </w:r>
-      <w:proofErr w:type="gramEnd"/>
-      <w:r>
-        <w:t>_id</w:t>
+        <w:t>game_sessions.session_id</w:t>
       </w:r>
       <w:proofErr w:type="spellEnd"/>
       <w:r>
@@ -788,31 +843,24 @@
     </w:p>
     <w:p>
       <w:r>
+        <w:lastRenderedPageBreak/>
         <w:t>- Delete: CASCADE</w:t>
       </w:r>
     </w:p>
     <w:p/>
     <w:p>
       <w:r>
-        <w:t>USERS → PLAYER_ANSWERS (</w:t>
-      </w:r>
-      <w:proofErr w:type="gramStart"/>
-      <w:r>
-        <w:t>1:N</w:t>
-      </w:r>
-      <w:proofErr w:type="gramEnd"/>
-      <w:r>
-        <w:t>)</w:t>
-      </w:r>
-    </w:p>
-    <w:p>
-      <w:r>
-        <w:t>- One user can submit many answers</w:t>
-      </w:r>
-    </w:p>
-    <w:p>
-      <w:r>
-        <w:t>- Each answer is submitted by exactly one user</w:t>
+        <w:t>USERS → SESSION_PARTICIPANTS (1:N as player)</w:t>
+      </w:r>
+    </w:p>
+    <w:p>
+      <w:r>
+        <w:t>- One user can participate in many sessions</w:t>
+      </w:r>
+    </w:p>
+    <w:p>
+      <w:r>
+        <w:t>- Each participant record is for exactly one user</w:t>
       </w:r>
     </w:p>
     <w:p>
@@ -821,15 +869,7 @@
       </w:r>
       <w:proofErr w:type="spellStart"/>
       <w:r>
-        <w:t>player_</w:t>
-      </w:r>
-      <w:proofErr w:type="gramStart"/>
-      <w:r>
-        <w:t>answers.player</w:t>
-      </w:r>
-      <w:proofErr w:type="gramEnd"/>
-      <w:r>
-        <w:t>_id</w:t>
+        <w:t>session_participants.user_id</w:t>
       </w:r>
       <w:proofErr w:type="spellEnd"/>
       <w:r>
@@ -852,491 +892,128 @@
     <w:p/>
     <w:p>
       <w:r>
-        <w:t>QUESTIONS → PLAYER_ANSWERS (</w:t>
-      </w:r>
-      <w:proofErr w:type="gramStart"/>
-      <w:r>
-        <w:t>1:N</w:t>
-      </w:r>
-      <w:proofErr w:type="gramEnd"/>
-      <w:r>
-        <w:t>)</w:t>
+        <w:t>SESSION_PARTICIPANTS → PLAYER_ANSWERS (1:N)</w:t>
+      </w:r>
+    </w:p>
+    <w:p>
+      <w:r>
+        <w:t>- One participant can submit many answers</w:t>
+      </w:r>
+    </w:p>
+    <w:p>
+      <w:r>
+        <w:t>- Each answer belongs to exactly one participant</w:t>
+      </w:r>
+    </w:p>
+    <w:p>
+      <w:r>
+        <w:t>- Relationship: `</w:t>
+      </w:r>
+      <w:proofErr w:type="spellStart"/>
+      <w:r>
+        <w:t>player_answers.participant_id</w:t>
+      </w:r>
+      <w:proofErr w:type="spellEnd"/>
+      <w:r>
+        <w:t>` → `</w:t>
+      </w:r>
+      <w:proofErr w:type="spellStart"/>
+      <w:r>
+        <w:t>session_participants.participant_id</w:t>
+      </w:r>
+      <w:proofErr w:type="spellEnd"/>
+      <w:r>
+        <w:t>`</w:t>
+      </w:r>
+    </w:p>
+    <w:p>
+      <w:r>
+        <w:t>- Delete: CASCADE</w:t>
+      </w:r>
+    </w:p>
+    <w:p>
+      <w:r>
+        <w:t>- Design Benefit: Single foreign key instead of multiple joins</w:t>
+      </w:r>
+    </w:p>
+    <w:p/>
+    <w:p>
+      <w:r>
+        <w:t>QUESTIONS → PLAYER_ANSWERS (1:N)</w:t>
+      </w:r>
+    </w:p>
+    <w:p>
+      <w:r>
+        <w:t>- One question can receive many answers (from different participants)</w:t>
+      </w:r>
+    </w:p>
+    <w:p>
+      <w:r>
+        <w:t>- Each answer is for exactly one question</w:t>
+      </w:r>
+    </w:p>
+    <w:p>
+      <w:r>
+        <w:t>- Relationship: `</w:t>
+      </w:r>
+      <w:proofErr w:type="spellStart"/>
+      <w:r>
+        <w:t>player_answers.question_id</w:t>
+      </w:r>
+      <w:proofErr w:type="spellEnd"/>
+      <w:r>
+        <w:t>` → `</w:t>
+      </w:r>
+      <w:proofErr w:type="spellStart"/>
+      <w:r>
+        <w:t>questions.question_id</w:t>
+      </w:r>
+      <w:proofErr w:type="spellEnd"/>
+      <w:r>
+        <w:t>`</w:t>
+      </w:r>
+    </w:p>
+    <w:p>
+      <w:r>
+        <w:t>- Delete: CASCADE</w:t>
+      </w:r>
+    </w:p>
+    <w:p/>
+    <w:p>
+      <w:r>
+        <w:t xml:space="preserve"> Many-to-Many Relationships</w:t>
+      </w:r>
+    </w:p>
+    <w:p/>
+    <w:p>
+      <w:r>
+        <w:t>USERS ↔ GAME_SESSIONS (M:N through SESSION_PARTICIPANTS)</w:t>
+      </w:r>
+    </w:p>
+    <w:p>
+      <w:r>
+        <w:t>- Many users can participate in many sessions</w:t>
+      </w:r>
+    </w:p>
+    <w:p>
+      <w:r>
+        <w:t>- Implemented through SESSION_PARTICIPANTS junction table</w:t>
       </w:r>
     </w:p>
     <w:p>
       <w:r>
         <w:lastRenderedPageBreak/>
-        <w:t>- One question can receive many answers</w:t>
-      </w:r>
-    </w:p>
-    <w:p>
-      <w:r>
-        <w:t>- Each answer is for exactly one question</w:t>
-      </w:r>
-    </w:p>
-    <w:p>
-      <w:r>
-        <w:t>- Relationship: `</w:t>
-      </w:r>
-      <w:proofErr w:type="spellStart"/>
-      <w:r>
-        <w:t>player_</w:t>
-      </w:r>
-      <w:proofErr w:type="gramStart"/>
-      <w:r>
-        <w:t>answers.question</w:t>
-      </w:r>
-      <w:proofErr w:type="gramEnd"/>
-      <w:r>
-        <w:t>_id</w:t>
-      </w:r>
-      <w:proofErr w:type="spellEnd"/>
-      <w:r>
-        <w:t>` → `</w:t>
-      </w:r>
-      <w:proofErr w:type="spellStart"/>
-      <w:proofErr w:type="gramStart"/>
-      <w:r>
-        <w:t>questions.question</w:t>
-      </w:r>
-      <w:proofErr w:type="gramEnd"/>
-      <w:r>
-        <w:t>_id</w:t>
-      </w:r>
-      <w:proofErr w:type="spellEnd"/>
-      <w:r>
-        <w:t>`</w:t>
-      </w:r>
-    </w:p>
-    <w:p>
-      <w:r>
-        <w:t>- Delete: CASCADE</w:t>
-      </w:r>
-    </w:p>
-    <w:p/>
-    <w:p>
-      <w:r>
-        <w:t xml:space="preserve"> Many-to-Many Relationships</w:t>
-      </w:r>
-    </w:p>
-    <w:p/>
-    <w:p>
-      <w:r>
-        <w:t>USERS ↔ GAME_SESSIONS (</w:t>
-      </w:r>
-      <w:proofErr w:type="gramStart"/>
-      <w:r>
-        <w:t>M:N</w:t>
-      </w:r>
-      <w:proofErr w:type="gramEnd"/>
-      <w:r>
-        <w:t>)</w:t>
-      </w:r>
-    </w:p>
-    <w:p>
-      <w:r>
-        <w:t>- Many users can participate in many sessions</w:t>
-      </w:r>
-    </w:p>
-    <w:p>
-      <w:r>
-        <w:t>- Implemented through SESSION_PARTICIPANTS junction table</w:t>
-      </w:r>
-    </w:p>
-    <w:p>
-      <w:r>
-        <w:t>- Relationship: `</w:t>
-      </w:r>
-      <w:proofErr w:type="spellStart"/>
-      <w:r>
-        <w:t>session_participants.user_id</w:t>
-      </w:r>
-      <w:proofErr w:type="spellEnd"/>
-      <w:r>
-        <w:t>` ↔ `</w:t>
-      </w:r>
-      <w:proofErr w:type="spellStart"/>
-      <w:r>
-        <w:t>session_</w:t>
-      </w:r>
-      <w:proofErr w:type="gramStart"/>
-      <w:r>
-        <w:t>participants.session</w:t>
-      </w:r>
-      <w:proofErr w:type="gramEnd"/>
-      <w:r>
-        <w:t>_id</w:t>
-      </w:r>
-      <w:proofErr w:type="spellEnd"/>
-      <w:r>
-        <w:t>`</w:t>
-      </w:r>
-    </w:p>
-    <w:p/>
-    <w:p/>
-    <w:p/>
-    <w:p>
-      <w:r>
-        <w:t>Database Normalization</w:t>
-      </w:r>
-    </w:p>
-    <w:p/>
-    <w:p>
-      <w:r>
-        <w:t xml:space="preserve">First Normal Form (1NF): </w:t>
-      </w:r>
-    </w:p>
-    <w:p>
-      <w:r>
-        <w:t>- All tables have primary keys</w:t>
-      </w:r>
-    </w:p>
-    <w:p>
-      <w:r>
-        <w:t>- All attributes contain atomic values</w:t>
-      </w:r>
-    </w:p>
-    <w:p>
-      <w:r>
-        <w:t>- No repeating groups</w:t>
-      </w:r>
-    </w:p>
-    <w:p/>
-    <w:p>
-      <w:r>
-        <w:t xml:space="preserve">Second Normal Form (2NF): </w:t>
-      </w:r>
-    </w:p>
-    <w:p>
-      <w:r>
-        <w:t>- All non-key attributes are fully dependent on primary key</w:t>
-      </w:r>
-    </w:p>
-    <w:p>
-      <w:r>
-        <w:t>- No partial dependencies</w:t>
-      </w:r>
-    </w:p>
-    <w:p/>
-    <w:p>
-      <w:r>
-        <w:t xml:space="preserve">Third Normal Form (3NF): </w:t>
-      </w:r>
-    </w:p>
-    <w:p>
-      <w:r>
-        <w:lastRenderedPageBreak/>
-        <w:t>- No transitive dependencies</w:t>
-      </w:r>
-    </w:p>
-    <w:p>
-      <w:r>
-        <w:t>- All non-key attributes depend only on primary key</w:t>
-      </w:r>
-    </w:p>
-    <w:p/>
-    <w:p/>
-    <w:p/>
-    <w:p>
-      <w:r>
-        <w:t xml:space="preserve"> Indexes</w:t>
-      </w:r>
-    </w:p>
-    <w:p/>
-    <w:p>
-      <w:r>
-        <w:t>For performance optimization, the following indexes are recommended:</w:t>
-      </w:r>
-    </w:p>
-    <w:p>
-      <w:r>
-        <w:t>```</w:t>
-      </w:r>
-      <w:proofErr w:type="spellStart"/>
-      <w:r>
-        <w:t>sql</w:t>
-      </w:r>
-      <w:proofErr w:type="spellEnd"/>
-    </w:p>
-    <w:p>
-      <w:r>
-        <w:t>-- Users table</w:t>
-      </w:r>
-    </w:p>
-    <w:p>
-      <w:r>
-        <w:t xml:space="preserve">CREATE INDEX </w:t>
-      </w:r>
-      <w:proofErr w:type="spellStart"/>
-      <w:r>
-        <w:t>idx_users_username</w:t>
-      </w:r>
-      <w:proofErr w:type="spellEnd"/>
-      <w:r>
-        <w:t xml:space="preserve"> ON users(username</w:t>
-      </w:r>
-      <w:proofErr w:type="gramStart"/>
-      <w:r>
-        <w:t>);</w:t>
-      </w:r>
-      <w:proofErr w:type="gramEnd"/>
-    </w:p>
-    <w:p>
-      <w:r>
-        <w:t xml:space="preserve">CREATE INDEX </w:t>
-      </w:r>
-      <w:proofErr w:type="spellStart"/>
-      <w:r>
-        <w:t>idx_users_email</w:t>
-      </w:r>
-      <w:proofErr w:type="spellEnd"/>
-      <w:r>
-        <w:t xml:space="preserve"> ON users(email</w:t>
-      </w:r>
-      <w:proofErr w:type="gramStart"/>
-      <w:r>
-        <w:t>);</w:t>
-      </w:r>
-      <w:proofErr w:type="gramEnd"/>
-    </w:p>
-    <w:p/>
-    <w:p>
-      <w:r>
-        <w:t>-- Quizzes table</w:t>
-      </w:r>
-    </w:p>
-    <w:p>
-      <w:r>
-        <w:t xml:space="preserve">CREATE INDEX </w:t>
-      </w:r>
-      <w:proofErr w:type="spellStart"/>
-      <w:r>
-        <w:t>idx_quizzes_created_by</w:t>
-      </w:r>
-      <w:proofErr w:type="spellEnd"/>
-      <w:r>
-        <w:t xml:space="preserve"> ON quizzes(</w:t>
-      </w:r>
-      <w:proofErr w:type="spellStart"/>
-      <w:r>
-        <w:t>created_by</w:t>
-      </w:r>
-      <w:proofErr w:type="spellEnd"/>
-      <w:proofErr w:type="gramStart"/>
-      <w:r>
-        <w:t>);</w:t>
-      </w:r>
-      <w:proofErr w:type="gramEnd"/>
-    </w:p>
-    <w:p/>
-    <w:p>
-      <w:r>
-        <w:t>-- Questions table</w:t>
-      </w:r>
-    </w:p>
-    <w:p>
-      <w:r>
-        <w:t xml:space="preserve">CREATE INDEX </w:t>
-      </w:r>
-      <w:proofErr w:type="spellStart"/>
-      <w:r>
-        <w:t>idx_questions_quiz_id</w:t>
-      </w:r>
-      <w:proofErr w:type="spellEnd"/>
-      <w:r>
-        <w:t xml:space="preserve"> ON questions(</w:t>
-      </w:r>
-      <w:proofErr w:type="spellStart"/>
-      <w:r>
-        <w:t>quiz_id</w:t>
-      </w:r>
-      <w:proofErr w:type="spellEnd"/>
-      <w:proofErr w:type="gramStart"/>
-      <w:r>
-        <w:t>);</w:t>
-      </w:r>
-      <w:proofErr w:type="gramEnd"/>
-    </w:p>
-    <w:p/>
-    <w:p>
-      <w:r>
-        <w:t>-- Game Sessions table</w:t>
-      </w:r>
-    </w:p>
-    <w:p>
-      <w:r>
-        <w:t xml:space="preserve">CREATE INDEX </w:t>
-      </w:r>
-      <w:proofErr w:type="spellStart"/>
-      <w:r>
-        <w:t>idx_sessions_code</w:t>
-      </w:r>
-      <w:proofErr w:type="spellEnd"/>
-      <w:r>
-        <w:t xml:space="preserve"> ON </w:t>
-      </w:r>
-      <w:proofErr w:type="spellStart"/>
-      <w:r>
-        <w:t>game_sessions</w:t>
-      </w:r>
-      <w:proofErr w:type="spellEnd"/>
-      <w:r>
-        <w:t>(</w:t>
-      </w:r>
-      <w:proofErr w:type="spellStart"/>
-      <w:r>
-        <w:t>session_code</w:t>
-      </w:r>
-      <w:proofErr w:type="spellEnd"/>
-      <w:proofErr w:type="gramStart"/>
-      <w:r>
-        <w:t>);</w:t>
-      </w:r>
-      <w:proofErr w:type="gramEnd"/>
-    </w:p>
-    <w:p>
-      <w:r>
-        <w:t xml:space="preserve">CREATE INDEX </w:t>
-      </w:r>
-      <w:proofErr w:type="spellStart"/>
-      <w:r>
-        <w:t>idx_sessions_host</w:t>
-      </w:r>
-      <w:proofErr w:type="spellEnd"/>
-      <w:r>
-        <w:t xml:space="preserve"> ON </w:t>
-      </w:r>
-      <w:proofErr w:type="spellStart"/>
-      <w:r>
-        <w:t>game_sessions</w:t>
-      </w:r>
-      <w:proofErr w:type="spellEnd"/>
-      <w:r>
-        <w:t>(</w:t>
-      </w:r>
-      <w:proofErr w:type="spellStart"/>
-      <w:r>
-        <w:t>host_id</w:t>
-      </w:r>
-      <w:proofErr w:type="spellEnd"/>
-      <w:proofErr w:type="gramStart"/>
-      <w:r>
-        <w:t>);</w:t>
-      </w:r>
-      <w:proofErr w:type="gramEnd"/>
-    </w:p>
-    <w:p>
-      <w:r>
-        <w:t xml:space="preserve">CREATE INDEX </w:t>
-      </w:r>
-      <w:proofErr w:type="spellStart"/>
-      <w:r>
-        <w:t>idx_sessions_status</w:t>
-      </w:r>
-      <w:proofErr w:type="spellEnd"/>
-      <w:r>
-        <w:t xml:space="preserve"> ON </w:t>
-      </w:r>
-      <w:proofErr w:type="spellStart"/>
-      <w:r>
-        <w:t>game_sessions</w:t>
-      </w:r>
-      <w:proofErr w:type="spellEnd"/>
-      <w:r>
-        <w:t>(status</w:t>
-      </w:r>
-      <w:proofErr w:type="gramStart"/>
-      <w:r>
-        <w:t>);</w:t>
-      </w:r>
-      <w:proofErr w:type="gramEnd"/>
-    </w:p>
-    <w:p/>
-    <w:p>
-      <w:r>
-        <w:t>-- Player Answers table</w:t>
-      </w:r>
-    </w:p>
-    <w:p>
-      <w:r>
-        <w:t xml:space="preserve">CREATE INDEX </w:t>
-      </w:r>
-      <w:proofErr w:type="spellStart"/>
-      <w:r>
-        <w:t>idx_answers_session</w:t>
-      </w:r>
-      <w:proofErr w:type="spellEnd"/>
-      <w:r>
-        <w:t xml:space="preserve"> ON </w:t>
-      </w:r>
-      <w:proofErr w:type="spellStart"/>
-      <w:r>
-        <w:t>player_answers</w:t>
-      </w:r>
-      <w:proofErr w:type="spellEnd"/>
-      <w:r>
-        <w:t>(</w:t>
-      </w:r>
-      <w:proofErr w:type="spellStart"/>
-      <w:r>
-        <w:t>session_id</w:t>
-      </w:r>
-      <w:proofErr w:type="spellEnd"/>
-      <w:proofErr w:type="gramStart"/>
-      <w:r>
-        <w:t>);</w:t>
-      </w:r>
-      <w:proofErr w:type="gramEnd"/>
-    </w:p>
-    <w:p>
-      <w:r>
-        <w:lastRenderedPageBreak/>
-        <w:t xml:space="preserve">CREATE INDEX </w:t>
-      </w:r>
-      <w:proofErr w:type="spellStart"/>
-      <w:r>
-        <w:t>idx_answers_player</w:t>
-      </w:r>
-      <w:proofErr w:type="spellEnd"/>
-      <w:r>
-        <w:t xml:space="preserve"> ON </w:t>
-      </w:r>
-      <w:proofErr w:type="spellStart"/>
-      <w:r>
-        <w:t>player_answers</w:t>
-      </w:r>
-      <w:proofErr w:type="spellEnd"/>
-      <w:r>
-        <w:t>(</w:t>
-      </w:r>
-      <w:proofErr w:type="spellStart"/>
-      <w:r>
-        <w:t>player_id</w:t>
-      </w:r>
-      <w:proofErr w:type="spellEnd"/>
-      <w:proofErr w:type="gramStart"/>
-      <w:r>
-        <w:t>);</w:t>
-      </w:r>
-      <w:proofErr w:type="gramEnd"/>
-    </w:p>
-    <w:p/>
-    <w:p>
-      <w:r>
-        <w:t>-- Session Participants table</w:t>
-      </w:r>
-    </w:p>
-    <w:p>
-      <w:r>
-        <w:t xml:space="preserve">CREATE INDEX </w:t>
-      </w:r>
-      <w:proofErr w:type="spellStart"/>
-      <w:r>
-        <w:t>idx_participants_session</w:t>
-      </w:r>
-      <w:proofErr w:type="spellEnd"/>
-      <w:r>
-        <w:t xml:space="preserve"> ON </w:t>
+        <w:t>- A user can participate in multiple sessions</w:t>
+      </w:r>
+    </w:p>
+    <w:p>
+      <w:r>
+        <w:t>- A session can have multiple user participants</w:t>
+      </w:r>
+    </w:p>
+    <w:p>
+      <w:r>
+        <w:t>- The junction table (</w:t>
       </w:r>
       <w:proofErr w:type="spellStart"/>
       <w:r>
@@ -1344,597 +1021,16 @@
       </w:r>
       <w:proofErr w:type="spellEnd"/>
       <w:r>
-        <w:t>(</w:t>
-      </w:r>
-      <w:proofErr w:type="spellStart"/>
-      <w:r>
-        <w:t>session_id</w:t>
-      </w:r>
-      <w:proofErr w:type="spellEnd"/>
-      <w:proofErr w:type="gramStart"/>
-      <w:r>
-        <w:t>);</w:t>
-      </w:r>
-      <w:proofErr w:type="gramEnd"/>
-    </w:p>
-    <w:p>
-      <w:r>
-        <w:t xml:space="preserve">CREATE INDEX </w:t>
-      </w:r>
-      <w:proofErr w:type="spellStart"/>
-      <w:r>
-        <w:t>idx_participants_user</w:t>
-      </w:r>
-      <w:proofErr w:type="spellEnd"/>
-      <w:r>
-        <w:t xml:space="preserve"> ON </w:t>
-      </w:r>
-      <w:proofErr w:type="spellStart"/>
-      <w:r>
-        <w:t>session_participants</w:t>
-      </w:r>
-      <w:proofErr w:type="spellEnd"/>
-      <w:r>
-        <w:t>(</w:t>
-      </w:r>
-      <w:proofErr w:type="spellStart"/>
-      <w:r>
-        <w:t>user_id</w:t>
-      </w:r>
-      <w:proofErr w:type="spellEnd"/>
-      <w:proofErr w:type="gramStart"/>
-      <w:r>
-        <w:t>);</w:t>
-      </w:r>
-      <w:proofErr w:type="gramEnd"/>
-    </w:p>
-    <w:p>
-      <w:r>
-        <w:t>```</w:t>
-      </w:r>
-    </w:p>
-    <w:p/>
-    <w:p/>
-    <w:p/>
-    <w:p>
-      <w:r>
-        <w:t xml:space="preserve"> Sample Queries</w:t>
-      </w:r>
-    </w:p>
-    <w:p/>
-    <w:p>
-      <w:r>
-        <w:t>Get all quizzes created by a specific user:</w:t>
-      </w:r>
-    </w:p>
-    <w:p>
-      <w:r>
-        <w:t>```</w:t>
-      </w:r>
-      <w:proofErr w:type="spellStart"/>
-      <w:r>
-        <w:t>sql</w:t>
-      </w:r>
-      <w:proofErr w:type="spellEnd"/>
-    </w:p>
-    <w:p>
-      <w:r>
-        <w:t xml:space="preserve">SELECT * FROM quizzes WHERE </w:t>
-      </w:r>
-      <w:proofErr w:type="spellStart"/>
-      <w:r>
-        <w:t>created_by</w:t>
-      </w:r>
-      <w:proofErr w:type="spellEnd"/>
-      <w:r>
-        <w:t xml:space="preserve"> </w:t>
-      </w:r>
-      <w:proofErr w:type="gramStart"/>
-      <w:r>
-        <w:t>= ?</w:t>
-      </w:r>
-      <w:proofErr w:type="gramEnd"/>
-      <w:r>
-        <w:t>;</w:t>
-      </w:r>
-    </w:p>
-    <w:p>
-      <w:r>
-        <w:t>```</w:t>
-      </w:r>
-    </w:p>
-    <w:p/>
-    <w:p>
-      <w:r>
-        <w:t>Get all questions for a specific quiz:</w:t>
-      </w:r>
-    </w:p>
-    <w:p>
-      <w:r>
-        <w:t>```</w:t>
-      </w:r>
-      <w:proofErr w:type="spellStart"/>
-      <w:r>
-        <w:t>sql</w:t>
-      </w:r>
-      <w:proofErr w:type="spellEnd"/>
-    </w:p>
-    <w:p>
-      <w:r>
-        <w:t xml:space="preserve">SELECT * FROM questions WHERE </w:t>
-      </w:r>
-      <w:proofErr w:type="spellStart"/>
-      <w:r>
-        <w:t>quiz_id</w:t>
-      </w:r>
-      <w:proofErr w:type="spellEnd"/>
-      <w:r>
-        <w:t xml:space="preserve"> </w:t>
-      </w:r>
-      <w:proofErr w:type="gramStart"/>
-      <w:r>
-        <w:t>= ?</w:t>
-      </w:r>
-      <w:proofErr w:type="gramEnd"/>
-      <w:r>
-        <w:t xml:space="preserve"> ORDER BY </w:t>
-      </w:r>
-      <w:proofErr w:type="spellStart"/>
-      <w:r>
-        <w:t>question_</w:t>
-      </w:r>
-      <w:proofErr w:type="gramStart"/>
-      <w:r>
-        <w:t>order</w:t>
-      </w:r>
-      <w:proofErr w:type="spellEnd"/>
-      <w:r>
-        <w:t>;</w:t>
-      </w:r>
-      <w:proofErr w:type="gramEnd"/>
-    </w:p>
-    <w:p>
-      <w:r>
-        <w:t>```</w:t>
-      </w:r>
-    </w:p>
-    <w:p/>
-    <w:p>
-      <w:r>
-        <w:t>Get active game sessions:</w:t>
-      </w:r>
-    </w:p>
-    <w:p>
-      <w:r>
-        <w:t>```</w:t>
-      </w:r>
-      <w:proofErr w:type="spellStart"/>
-      <w:r>
-        <w:t>sql</w:t>
-      </w:r>
-      <w:proofErr w:type="spellEnd"/>
-    </w:p>
-    <w:p>
-      <w:r>
-        <w:t xml:space="preserve">SELECT * FROM </w:t>
-      </w:r>
-      <w:proofErr w:type="spellStart"/>
-      <w:r>
-        <w:t>game_sessions</w:t>
-      </w:r>
-      <w:proofErr w:type="spellEnd"/>
-      <w:r>
-        <w:t xml:space="preserve"> WHERE status = 'active</w:t>
-      </w:r>
-      <w:proofErr w:type="gramStart"/>
-      <w:r>
-        <w:t>';</w:t>
-      </w:r>
-      <w:proofErr w:type="gramEnd"/>
-    </w:p>
-    <w:p>
-      <w:r>
-        <w:t>```</w:t>
-      </w:r>
-    </w:p>
-    <w:p/>
-    <w:p>
-      <w:r>
-        <w:lastRenderedPageBreak/>
-        <w:t>Get leaderboard for a session:</w:t>
-      </w:r>
-    </w:p>
-    <w:p>
-      <w:r>
-        <w:t>```</w:t>
-      </w:r>
-      <w:proofErr w:type="spellStart"/>
-      <w:r>
-        <w:t>sql</w:t>
-      </w:r>
-      <w:proofErr w:type="spellEnd"/>
-    </w:p>
-    <w:p>
-      <w:r>
-        <w:t xml:space="preserve">SELECT </w:t>
-      </w:r>
-      <w:proofErr w:type="spellStart"/>
-      <w:proofErr w:type="gramStart"/>
-      <w:r>
-        <w:t>u.username</w:t>
-      </w:r>
-      <w:proofErr w:type="spellEnd"/>
-      <w:proofErr w:type="gramEnd"/>
-      <w:r>
-        <w:t xml:space="preserve">, </w:t>
-      </w:r>
-      <w:proofErr w:type="spellStart"/>
-      <w:proofErr w:type="gramStart"/>
-      <w:r>
-        <w:t>sp.score</w:t>
-      </w:r>
-      <w:proofErr w:type="spellEnd"/>
-      <w:proofErr w:type="gramEnd"/>
-      <w:r>
-        <w:t xml:space="preserve"> </w:t>
-      </w:r>
-    </w:p>
-    <w:p>
-      <w:r>
-        <w:t xml:space="preserve">FROM </w:t>
-      </w:r>
-      <w:proofErr w:type="spellStart"/>
-      <w:r>
-        <w:t>session_participants</w:t>
-      </w:r>
-      <w:proofErr w:type="spellEnd"/>
-      <w:r>
-        <w:t xml:space="preserve"> </w:t>
-      </w:r>
-      <w:proofErr w:type="spellStart"/>
-      <w:r>
-        <w:t>sp</w:t>
-      </w:r>
-      <w:proofErr w:type="spellEnd"/>
-    </w:p>
-    <w:p>
-      <w:r>
-        <w:t xml:space="preserve">JOIN users u ON </w:t>
-      </w:r>
-      <w:proofErr w:type="spellStart"/>
-      <w:r>
-        <w:t>sp.user_id</w:t>
-      </w:r>
-      <w:proofErr w:type="spellEnd"/>
-      <w:r>
-        <w:t xml:space="preserve"> = </w:t>
-      </w:r>
-      <w:proofErr w:type="spellStart"/>
-      <w:r>
-        <w:t>u.user_id</w:t>
-      </w:r>
-      <w:proofErr w:type="spellEnd"/>
-    </w:p>
-    <w:p>
-      <w:r>
-        <w:t xml:space="preserve">WHERE </w:t>
-      </w:r>
-      <w:proofErr w:type="spellStart"/>
-      <w:proofErr w:type="gramStart"/>
-      <w:r>
-        <w:t>sp.session</w:t>
-      </w:r>
-      <w:proofErr w:type="gramEnd"/>
-      <w:r>
-        <w:t>_id</w:t>
-      </w:r>
-      <w:proofErr w:type="spellEnd"/>
-      <w:r>
-        <w:t xml:space="preserve"> </w:t>
-      </w:r>
-      <w:proofErr w:type="gramStart"/>
-      <w:r>
-        <w:t>= ?</w:t>
-      </w:r>
-      <w:proofErr w:type="gramEnd"/>
-    </w:p>
-    <w:p>
-      <w:r>
-        <w:t xml:space="preserve">ORDER BY </w:t>
-      </w:r>
-      <w:proofErr w:type="spellStart"/>
-      <w:proofErr w:type="gramStart"/>
-      <w:r>
-        <w:t>sp.score</w:t>
-      </w:r>
-      <w:proofErr w:type="spellEnd"/>
-      <w:proofErr w:type="gramEnd"/>
-      <w:r>
-        <w:t xml:space="preserve"> </w:t>
-      </w:r>
-      <w:proofErr w:type="gramStart"/>
-      <w:r>
-        <w:t>DESC;</w:t>
-      </w:r>
-      <w:proofErr w:type="gramEnd"/>
-    </w:p>
-    <w:p>
-      <w:r>
-        <w:t>```</w:t>
-      </w:r>
-    </w:p>
-    <w:p/>
-    <w:p>
-      <w:r>
-        <w:t>Get player's answer history for a session:</w:t>
-      </w:r>
-    </w:p>
-    <w:p>
-      <w:r>
-        <w:t>```</w:t>
-      </w:r>
-      <w:proofErr w:type="spellStart"/>
-      <w:r>
-        <w:t>sql</w:t>
-      </w:r>
-      <w:proofErr w:type="spellEnd"/>
-    </w:p>
-    <w:p>
-      <w:r>
-        <w:t xml:space="preserve">SELECT </w:t>
-      </w:r>
-      <w:proofErr w:type="spellStart"/>
-      <w:proofErr w:type="gramStart"/>
-      <w:r>
-        <w:t>q.question</w:t>
-      </w:r>
-      <w:proofErr w:type="gramEnd"/>
-      <w:r>
-        <w:t>_text</w:t>
-      </w:r>
-      <w:proofErr w:type="spellEnd"/>
-      <w:r>
-        <w:t xml:space="preserve">, </w:t>
-      </w:r>
-      <w:proofErr w:type="spellStart"/>
-      <w:proofErr w:type="gramStart"/>
-      <w:r>
-        <w:t>pa.answer</w:t>
-      </w:r>
-      <w:proofErr w:type="gramEnd"/>
-      <w:r>
-        <w:t>_given</w:t>
-      </w:r>
-      <w:proofErr w:type="spellEnd"/>
-      <w:r>
-        <w:t xml:space="preserve">, </w:t>
-      </w:r>
-      <w:proofErr w:type="spellStart"/>
-      <w:r>
-        <w:t>pa.is_correct</w:t>
-      </w:r>
-      <w:proofErr w:type="spellEnd"/>
-      <w:r>
-        <w:t xml:space="preserve">, </w:t>
-      </w:r>
-      <w:proofErr w:type="spellStart"/>
-      <w:proofErr w:type="gramStart"/>
-      <w:r>
-        <w:t>pa.points</w:t>
-      </w:r>
-      <w:proofErr w:type="gramEnd"/>
-      <w:r>
-        <w:t>_earned</w:t>
-      </w:r>
-      <w:proofErr w:type="spellEnd"/>
-    </w:p>
-    <w:p>
-      <w:r>
-        <w:t xml:space="preserve">FROM </w:t>
-      </w:r>
-      <w:proofErr w:type="spellStart"/>
-      <w:r>
-        <w:t>player_answers</w:t>
-      </w:r>
-      <w:proofErr w:type="spellEnd"/>
-      <w:r>
-        <w:t xml:space="preserve"> pa</w:t>
-      </w:r>
-    </w:p>
-    <w:p>
-      <w:r>
-        <w:t xml:space="preserve">JOIN questions q ON </w:t>
-      </w:r>
-      <w:proofErr w:type="spellStart"/>
-      <w:proofErr w:type="gramStart"/>
-      <w:r>
-        <w:t>pa.question</w:t>
-      </w:r>
-      <w:proofErr w:type="gramEnd"/>
-      <w:r>
-        <w:t>_id</w:t>
-      </w:r>
-      <w:proofErr w:type="spellEnd"/>
-      <w:r>
-        <w:t xml:space="preserve"> = </w:t>
-      </w:r>
-      <w:proofErr w:type="spellStart"/>
-      <w:proofErr w:type="gramStart"/>
-      <w:r>
-        <w:t>q.question</w:t>
-      </w:r>
-      <w:proofErr w:type="gramEnd"/>
-      <w:r>
-        <w:t>_id</w:t>
-      </w:r>
-      <w:proofErr w:type="spellEnd"/>
-    </w:p>
-    <w:p>
-      <w:r>
-        <w:t xml:space="preserve">WHERE </w:t>
-      </w:r>
-      <w:proofErr w:type="spellStart"/>
-      <w:proofErr w:type="gramStart"/>
-      <w:r>
-        <w:t>pa.session</w:t>
-      </w:r>
-      <w:proofErr w:type="gramEnd"/>
-      <w:r>
-        <w:t>_id</w:t>
-      </w:r>
-      <w:proofErr w:type="spellEnd"/>
-      <w:r>
-        <w:t xml:space="preserve"> </w:t>
-      </w:r>
-      <w:proofErr w:type="gramStart"/>
-      <w:r>
-        <w:t>= ?</w:t>
-      </w:r>
-      <w:proofErr w:type="gramEnd"/>
-      <w:r>
-        <w:t xml:space="preserve"> AND </w:t>
-      </w:r>
-      <w:proofErr w:type="spellStart"/>
-      <w:proofErr w:type="gramStart"/>
-      <w:r>
-        <w:t>pa.player</w:t>
-      </w:r>
-      <w:proofErr w:type="gramEnd"/>
-      <w:r>
-        <w:t>_id</w:t>
-      </w:r>
-      <w:proofErr w:type="spellEnd"/>
-      <w:r>
-        <w:t xml:space="preserve"> </w:t>
-      </w:r>
-      <w:proofErr w:type="gramStart"/>
-      <w:r>
-        <w:t>= ?</w:t>
-      </w:r>
-      <w:proofErr w:type="gramEnd"/>
-    </w:p>
-    <w:p>
-      <w:r>
-        <w:t xml:space="preserve">ORDER BY </w:t>
-      </w:r>
-      <w:proofErr w:type="spellStart"/>
-      <w:proofErr w:type="gramStart"/>
-      <w:r>
-        <w:t>pa.answered</w:t>
-      </w:r>
-      <w:proofErr w:type="gramEnd"/>
-      <w:r>
-        <w:t>_</w:t>
-      </w:r>
-      <w:proofErr w:type="gramStart"/>
-      <w:r>
-        <w:t>at</w:t>
-      </w:r>
-      <w:proofErr w:type="spellEnd"/>
-      <w:r>
-        <w:t>;</w:t>
-      </w:r>
-      <w:proofErr w:type="gramEnd"/>
-    </w:p>
-    <w:p>
-      <w:r>
-        <w:t>```</w:t>
-      </w:r>
-    </w:p>
-    <w:p/>
-    <w:p/>
-    <w:p/>
-    <w:p>
-      <w:r>
-        <w:t xml:space="preserve"> Database Creation SQL</w:t>
-      </w:r>
-    </w:p>
-    <w:p/>
-    <w:p>
-      <w:r>
-        <w:t>See `</w:t>
-      </w:r>
-      <w:proofErr w:type="spellStart"/>
-      <w:r>
-        <w:t>database_schema.sql</w:t>
-      </w:r>
-      <w:proofErr w:type="spellEnd"/>
-      <w:r>
-        <w:t>` for complete database creation script.</w:t>
-      </w:r>
-    </w:p>
-    <w:p/>
-    <w:p/>
-    <w:p/>
-    <w:p>
-      <w:r>
-        <w:lastRenderedPageBreak/>
-        <w:t xml:space="preserve"> Future Enhancements</w:t>
-      </w:r>
-    </w:p>
-    <w:p/>
-    <w:p>
-      <w:r>
-        <w:t>Potential database additions for future versions:</w:t>
-      </w:r>
-    </w:p>
-    <w:p>
-      <w:r>
-        <w:t>- achievements table for player badges</w:t>
-      </w:r>
-    </w:p>
-    <w:p>
-      <w:r>
-        <w:t xml:space="preserve">- </w:t>
-      </w:r>
-      <w:proofErr w:type="spellStart"/>
-      <w:r>
-        <w:t>quiz_categories</w:t>
-      </w:r>
-      <w:proofErr w:type="spellEnd"/>
-      <w:r>
-        <w:t xml:space="preserve"> for organizing quizzes</w:t>
-      </w:r>
-    </w:p>
-    <w:p>
-      <w:r>
-        <w:t xml:space="preserve">- </w:t>
-      </w:r>
-      <w:proofErr w:type="spellStart"/>
-      <w:r>
-        <w:t>question_images</w:t>
-      </w:r>
-      <w:proofErr w:type="spellEnd"/>
-      <w:r>
-        <w:t xml:space="preserve"> for image-based questions</w:t>
-      </w:r>
-    </w:p>
-    <w:p>
-      <w:r>
-        <w:t xml:space="preserve">- </w:t>
-      </w:r>
-      <w:proofErr w:type="spellStart"/>
-      <w:r>
-        <w:t>session_chat</w:t>
-      </w:r>
-      <w:proofErr w:type="spellEnd"/>
-      <w:r>
-        <w:t xml:space="preserve"> for in-game communication</w:t>
-      </w:r>
-    </w:p>
-    <w:p>
-      <w:r>
-        <w:t xml:space="preserve">- </w:t>
-      </w:r>
-      <w:proofErr w:type="spellStart"/>
-      <w:r>
-        <w:t>leaderboards_global</w:t>
-      </w:r>
-      <w:proofErr w:type="spellEnd"/>
-      <w:r>
-        <w:t xml:space="preserve"> for cross-session rankings</w:t>
-      </w:r>
-    </w:p>
+        <w:t xml:space="preserve">) stores additional data: score, </w:t>
+      </w:r>
+      <w:proofErr w:type="spellStart"/>
+      <w:r>
+        <w:t>joined_at</w:t>
+      </w:r>
+      <w:proofErr w:type="spellEnd"/>
+    </w:p>
+    <w:p/>
+    <w:p/>
     <w:sectPr>
       <w:pgSz w:w="12240" w:h="15840"/>
       <w:pgMar w:top="1440" w:right="1440" w:bottom="1440" w:left="1440" w:header="720" w:footer="720" w:gutter="0"/>
@@ -2548,6 +1644,7 @@
   <w:style w:type="character" w:default="1" w:styleId="DefaultParagraphFont">
     <w:name w:val="Default Paragraph Font"/>
     <w:uiPriority w:val="1"/>
+    <w:semiHidden/>
     <w:unhideWhenUsed/>
   </w:style>
   <w:style w:type="table" w:default="1" w:styleId="TableNormal">
